--- a/Executive_Order_Projects_Overview.docx
+++ b/Executive_Order_Projects_Overview.docx
@@ -21396,6 +21396,58 @@
         <w:spacing w:after="0" w:line="240" w:lineRule="auto"/>
       </w:pPr>
       <w:r>
+        <w:rPr>
+          <w:noProof/>
+        </w:rPr>
+        <w:drawing>
+          <wp:inline distT="0" distB="0" distL="0" distR="0">
+            <wp:extent cx="5943600" cy="3962400"/>
+            <wp:effectExtent l="0" t="0" r="0" b="0"/>
+            <wp:docPr id="13" name="Picture 13"/>
+            <wp:cNvGraphicFramePr>
+              <a:graphicFrameLocks xmlns:a="http://schemas.openxmlformats.org/drawingml/2006/main" noChangeAspect="1"/>
+            </wp:cNvGraphicFramePr>
+            <a:graphic xmlns:a="http://schemas.openxmlformats.org/drawingml/2006/main">
+              <a:graphicData uri="http://schemas.openxmlformats.org/drawingml/2006/picture">
+                <pic:pic xmlns:pic="http://schemas.openxmlformats.org/drawingml/2006/picture">
+                  <pic:nvPicPr>
+                    <pic:cNvPr id="13" name="Parking-Pass.jpg"/>
+                    <pic:cNvPicPr/>
+                  </pic:nvPicPr>
+                  <pic:blipFill>
+                    <a:blip r:embed="rId13">
+                      <a:extLst>
+                        <a:ext uri="{28A0092B-C50C-407E-A947-70E740481C1C}">
+                          <a14:useLocalDpi xmlns:a14="http://schemas.microsoft.com/office/drawing/2010/main" val="0"/>
+                        </a:ext>
+                      </a:extLst>
+                    </a:blip>
+                    <a:stretch>
+                      <a:fillRect/>
+                    </a:stretch>
+                  </pic:blipFill>
+                  <pic:spPr>
+                    <a:xfrm>
+                      <a:off x="0" y="0"/>
+                      <a:ext cx="5943600" cy="3962400"/>
+                    </a:xfrm>
+                    <a:prstGeom prst="rect">
+                      <a:avLst/>
+                    </a:prstGeom>
+                  </pic:spPr>
+                </pic:pic>
+              </a:graphicData>
+            </a:graphic>
+          </wp:inline>
+        </w:drawing>
+      </w:r>
+    </w:p>
+    <w:p>
+      <w:pPr>
+        <w:spacing w:after="0" w:line="240" w:lineRule="auto"/>
+      </w:pPr>
+      <w:r>
+        <w:lastRenderedPageBreak/>
         <w:t>Our</w:t>
       </w:r>
       <w:r>
@@ -22057,318 +22109,50 @@
         <w:spacing w:after="0" w:line="240" w:lineRule="auto"/>
       </w:pPr>
       <w:r>
-        <w:t>Executive</w:t>
-      </w:r>
-      <w:r>
-        <w:t xml:space="preserve"> </w:t>
-      </w:r>
-      <w:r>
-        <w:t>Order</w:t>
-      </w:r>
-      <w:r>
-        <w:t xml:space="preserve"> </w:t>
-      </w:r>
-      <w:r>
-        <w:t>Corp.</w:t>
-      </w:r>
-      <w:r>
-        <w:t xml:space="preserve"> </w:t>
-      </w:r>
-      <w:r>
-        <w:t>builds</w:t>
-      </w:r>
-      <w:r>
-        <w:t xml:space="preserve"> </w:t>
-      </w:r>
-      <w:r>
-        <w:t>complex</w:t>
-      </w:r>
-      <w:r>
-        <w:t xml:space="preserve"> </w:t>
-      </w:r>
-      <w:r>
-        <w:t>systems</w:t>
-      </w:r>
-      <w:r>
-        <w:t xml:space="preserve"> </w:t>
-      </w:r>
-      <w:r>
-        <w:t>for</w:t>
-      </w:r>
-      <w:r>
-        <w:t xml:space="preserve"> </w:t>
-      </w:r>
-      <w:r>
-        <w:t>automated</w:t>
-      </w:r>
-      <w:r>
-        <w:t xml:space="preserve"> </w:t>
-      </w:r>
-      <w:r>
-        <w:t>IoT</w:t>
-      </w:r>
-      <w:r>
-        <w:t xml:space="preserve"> </w:t>
-      </w:r>
-      <w:r>
-        <w:t>Kiosk</w:t>
-      </w:r>
-      <w:r>
-        <w:t xml:space="preserve"> </w:t>
-      </w:r>
-      <w:r>
-        <w:t>network</w:t>
-      </w:r>
-      <w:r>
-        <w:t>s</w:t>
-      </w:r>
-      <w:r>
-        <w:t>,</w:t>
-      </w:r>
-      <w:r>
-        <w:t xml:space="preserve"> </w:t>
-      </w:r>
-      <w:r>
-        <w:t>business</w:t>
-      </w:r>
-      <w:r>
-        <w:t xml:space="preserve"> </w:t>
-      </w:r>
-      <w:r>
-        <w:t>rules,</w:t>
-      </w:r>
-      <w:r>
-        <w:t xml:space="preserve"> </w:t>
-      </w:r>
-      <w:r>
-        <w:t>business</w:t>
-      </w:r>
-      <w:r>
-        <w:t xml:space="preserve"> </w:t>
-      </w:r>
-      <w:r>
-        <w:t>process</w:t>
-      </w:r>
-      <w:r>
-        <w:t xml:space="preserve"> </w:t>
-      </w:r>
-      <w:r>
-        <w:t>management,</w:t>
-      </w:r>
-      <w:r>
-        <w:t xml:space="preserve"> </w:t>
-      </w:r>
-      <w:r>
-        <w:t>natural</w:t>
-      </w:r>
-      <w:r>
-        <w:t xml:space="preserve"> </w:t>
-      </w:r>
-      <w:r>
-        <w:t>language</w:t>
-      </w:r>
-      <w:r>
-        <w:t xml:space="preserve"> </w:t>
-      </w:r>
-      <w:r>
-        <w:t>understanding,</w:t>
-      </w:r>
-      <w:r>
-        <w:t xml:space="preserve"> </w:t>
-      </w:r>
-      <w:r>
-        <w:t>IoT</w:t>
-      </w:r>
-      <w:r>
-        <w:t xml:space="preserve"> </w:t>
-      </w:r>
-      <w:r>
-        <w:t>o</w:t>
-      </w:r>
-      <w:r>
-        <w:t>ntology,</w:t>
-      </w:r>
-      <w:r>
-        <w:t xml:space="preserve"> </w:t>
-      </w:r>
-      <w:r>
-        <w:t>real-time</w:t>
-      </w:r>
-      <w:r>
-        <w:t xml:space="preserve"> </w:t>
-      </w:r>
-      <w:r>
-        <w:t>automation,</w:t>
-      </w:r>
-      <w:r>
-        <w:t xml:space="preserve"> </w:t>
-      </w:r>
-      <w:r>
-        <w:t>and</w:t>
-      </w:r>
-      <w:r>
-        <w:t xml:space="preserve"> </w:t>
-      </w:r>
-      <w:r>
-        <w:t>visualization</w:t>
-      </w:r>
-      <w:r>
-        <w:t>.</w:t>
-      </w:r>
-      <w:r>
-        <w:t xml:space="preserve"> </w:t>
-      </w:r>
-      <w:r>
-        <w:t>We</w:t>
-      </w:r>
-      <w:r>
-        <w:t xml:space="preserve"> </w:t>
-      </w:r>
-      <w:r>
-        <w:t>provide</w:t>
-      </w:r>
-      <w:r>
-        <w:t xml:space="preserve"> </w:t>
-      </w:r>
-      <w:r>
-        <w:t>Artificial</w:t>
-      </w:r>
-      <w:r>
-        <w:t xml:space="preserve"> </w:t>
-      </w:r>
-      <w:r>
-        <w:t>Intelligence</w:t>
-      </w:r>
-      <w:r>
-        <w:t xml:space="preserve"> </w:t>
-      </w:r>
-      <w:r>
-        <w:t>(AI),</w:t>
-      </w:r>
-      <w:r>
-        <w:t xml:space="preserve"> </w:t>
-      </w:r>
-      <w:r>
-        <w:t>Business</w:t>
-      </w:r>
-      <w:r>
-        <w:t xml:space="preserve"> </w:t>
-      </w:r>
-      <w:r>
-        <w:t>Rule</w:t>
-      </w:r>
-      <w:r>
-        <w:t xml:space="preserve"> </w:t>
-      </w:r>
-      <w:r>
-        <w:t>Management</w:t>
-      </w:r>
-      <w:r>
-        <w:t xml:space="preserve"> </w:t>
-      </w:r>
-      <w:r>
-        <w:t>Systems</w:t>
-      </w:r>
-      <w:r>
-        <w:t xml:space="preserve"> </w:t>
-      </w:r>
-      <w:r>
-        <w:t>(BRMS)</w:t>
-      </w:r>
-      <w:r>
-        <w:t xml:space="preserve"> </w:t>
-      </w:r>
-      <w:r>
-        <w:t>DROOLS</w:t>
-      </w:r>
-      <w:r>
-        <w:t xml:space="preserve"> </w:t>
-      </w:r>
-      <w:r>
-        <w:t>and</w:t>
-      </w:r>
-      <w:r>
-        <w:t xml:space="preserve"> </w:t>
-      </w:r>
-      <w:r>
-        <w:t>Business</w:t>
-      </w:r>
-      <w:r>
-        <w:t xml:space="preserve"> </w:t>
-      </w:r>
-      <w:r>
-        <w:t>Process</w:t>
-      </w:r>
-      <w:r>
-        <w:t xml:space="preserve"> </w:t>
-      </w:r>
-      <w:r>
-        <w:t>Management</w:t>
-      </w:r>
-      <w:r>
-        <w:t xml:space="preserve"> </w:t>
-      </w:r>
-      <w:r>
-        <w:t>(</w:t>
-      </w:r>
-      <w:proofErr w:type="spellStart"/>
-      <w:r>
-        <w:t>jBPM</w:t>
-      </w:r>
-      <w:proofErr w:type="spellEnd"/>
-      <w:r>
-        <w:t>)</w:t>
-      </w:r>
-      <w:r>
-        <w:t xml:space="preserve"> </w:t>
-      </w:r>
-      <w:r>
-        <w:t>research</w:t>
-      </w:r>
-      <w:r>
-        <w:t>,</w:t>
-      </w:r>
-      <w:r>
-        <w:t xml:space="preserve"> </w:t>
-      </w:r>
-      <w:r>
-        <w:t>development</w:t>
-      </w:r>
-      <w:r>
-        <w:t>,</w:t>
-      </w:r>
-      <w:r>
-        <w:t xml:space="preserve"> </w:t>
-      </w:r>
-      <w:r>
-        <w:t>and</w:t>
-      </w:r>
-      <w:r>
-        <w:t xml:space="preserve"> </w:t>
-      </w:r>
-      <w:r>
-        <w:t>vision</w:t>
-      </w:r>
-      <w:r>
-        <w:t xml:space="preserve"> </w:t>
-      </w:r>
-      <w:r>
-        <w:t>to</w:t>
-      </w:r>
-      <w:r>
-        <w:t xml:space="preserve"> </w:t>
-      </w:r>
-      <w:r>
-        <w:t>your</w:t>
-      </w:r>
-      <w:r>
-        <w:t xml:space="preserve"> </w:t>
-      </w:r>
-      <w:r>
-        <w:t>solutions</w:t>
-      </w:r>
-      <w:r>
-        <w:t>.</w:t>
+        <w:rPr>
+          <w:noProof/>
+        </w:rPr>
+        <w:drawing>
+          <wp:inline distT="0" distB="0" distL="0" distR="0">
+            <wp:extent cx="5943600" cy="2850515"/>
+            <wp:effectExtent l="0" t="0" r="0" b="6985"/>
+            <wp:docPr id="14" name="Picture 14"/>
+            <wp:cNvGraphicFramePr>
+              <a:graphicFrameLocks xmlns:a="http://schemas.openxmlformats.org/drawingml/2006/main" noChangeAspect="1"/>
+            </wp:cNvGraphicFramePr>
+            <a:graphic xmlns:a="http://schemas.openxmlformats.org/drawingml/2006/main">
+              <a:graphicData uri="http://schemas.openxmlformats.org/drawingml/2006/picture">
+                <pic:pic xmlns:pic="http://schemas.openxmlformats.org/drawingml/2006/picture">
+                  <pic:nvPicPr>
+                    <pic:cNvPr id="14" name="PiKiosk.jpg"/>
+                    <pic:cNvPicPr/>
+                  </pic:nvPicPr>
+                  <pic:blipFill>
+                    <a:blip r:embed="rId14">
+                      <a:extLst>
+                        <a:ext uri="{28A0092B-C50C-407E-A947-70E740481C1C}">
+                          <a14:useLocalDpi xmlns:a14="http://schemas.microsoft.com/office/drawing/2010/main" val="0"/>
+                        </a:ext>
+                      </a:extLst>
+                    </a:blip>
+                    <a:stretch>
+                      <a:fillRect/>
+                    </a:stretch>
+                  </pic:blipFill>
+                  <pic:spPr>
+                    <a:xfrm>
+                      <a:off x="0" y="0"/>
+                      <a:ext cx="5943600" cy="2850515"/>
+                    </a:xfrm>
+                    <a:prstGeom prst="rect">
+                      <a:avLst/>
+                    </a:prstGeom>
+                  </pic:spPr>
+                </pic:pic>
+              </a:graphicData>
+            </a:graphic>
+          </wp:inline>
+        </w:drawing>
       </w:r>
     </w:p>
     <w:p>
@@ -22381,12 +22165,6 @@
         <w:spacing w:after="0" w:line="240" w:lineRule="auto"/>
       </w:pPr>
       <w:r>
-        <w:t>The</w:t>
-      </w:r>
-      <w:r>
-        <w:t xml:space="preserve"> </w:t>
-      </w:r>
-      <w:r>
         <w:t>Executive</w:t>
       </w:r>
       <w:r>
@@ -22405,103 +22183,130 @@
         <w:t xml:space="preserve"> </w:t>
       </w:r>
       <w:r>
-        <w:t>Internet</w:t>
-      </w:r>
-      <w:r>
-        <w:t xml:space="preserve"> </w:t>
-      </w:r>
-      <w:r>
-        <w:t>of</w:t>
-      </w:r>
-      <w:r>
-        <w:t xml:space="preserve"> </w:t>
-      </w:r>
-      <w:r>
-        <w:t>Things</w:t>
-      </w:r>
-      <w:r>
-        <w:t xml:space="preserve"> </w:t>
-      </w:r>
-      <w:r>
-        <w:t>is</w:t>
-      </w:r>
-      <w:r>
-        <w:t xml:space="preserve"> </w:t>
-      </w:r>
-      <w:r>
-        <w:t>helping</w:t>
-      </w:r>
-      <w:r>
-        <w:t xml:space="preserve"> </w:t>
-      </w:r>
-      <w:r>
-        <w:t>vending</w:t>
-      </w:r>
-      <w:r>
-        <w:t xml:space="preserve"> </w:t>
-      </w:r>
-      <w:r>
-        <w:t>machine,</w:t>
-      </w:r>
-      <w:r>
-        <w:t xml:space="preserve"> </w:t>
-      </w:r>
-      <w:r>
-        <w:t>i</w:t>
-      </w:r>
-      <w:r>
-        <w:t>nteractive</w:t>
-      </w:r>
-      <w:r>
-        <w:t xml:space="preserve"> </w:t>
-      </w:r>
-      <w:r>
-        <w:t>K</w:t>
-      </w:r>
-      <w:r>
-        <w:t>iosks,</w:t>
-      </w:r>
-      <w:r>
-        <w:t xml:space="preserve"> </w:t>
-      </w:r>
-      <w:r>
-        <w:t>touch</w:t>
-      </w:r>
-      <w:r>
-        <w:t xml:space="preserve"> </w:t>
-      </w:r>
-      <w:r>
-        <w:t>screens,</w:t>
-      </w:r>
-      <w:r>
-        <w:t xml:space="preserve"> </w:t>
-      </w:r>
-      <w:r>
-        <w:t>digital</w:t>
-      </w:r>
-      <w:r>
-        <w:t xml:space="preserve"> </w:t>
-      </w:r>
-      <w:r>
-        <w:t>signs,</w:t>
-      </w:r>
-      <w:r>
-        <w:t xml:space="preserve"> </w:t>
-      </w:r>
-      <w:r>
-        <w:t>set-top</w:t>
-      </w:r>
-      <w:r>
-        <w:t xml:space="preserve"> </w:t>
-      </w:r>
-      <w:r>
-        <w:t>box</w:t>
-      </w:r>
-      <w:r>
-        <w:t xml:space="preserve"> </w:t>
-      </w:r>
-      <w:r>
-        <w:t>(STB),</w:t>
+        <w:t>builds</w:t>
+      </w:r>
+      <w:r>
+        <w:t xml:space="preserve"> </w:t>
+      </w:r>
+      <w:r>
+        <w:t>complex</w:t>
+      </w:r>
+      <w:r>
+        <w:t xml:space="preserve"> </w:t>
+      </w:r>
+      <w:r>
+        <w:t>systems</w:t>
+      </w:r>
+      <w:r>
+        <w:t xml:space="preserve"> </w:t>
+      </w:r>
+      <w:r>
+        <w:t>for</w:t>
+      </w:r>
+      <w:r>
+        <w:t xml:space="preserve"> </w:t>
+      </w:r>
+      <w:r>
+        <w:t>automated</w:t>
+      </w:r>
+      <w:r>
+        <w:t xml:space="preserve"> </w:t>
+      </w:r>
+      <w:r>
+        <w:t>IoT</w:t>
+      </w:r>
+      <w:r>
+        <w:t xml:space="preserve"> </w:t>
+      </w:r>
+      <w:r>
+        <w:t>Kiosk</w:t>
+      </w:r>
+      <w:r>
+        <w:t xml:space="preserve"> </w:t>
+      </w:r>
+      <w:r>
+        <w:t>network</w:t>
+      </w:r>
+      <w:r>
+        <w:t>s</w:t>
+      </w:r>
+      <w:r>
+        <w:t>,</w:t>
+      </w:r>
+      <w:r>
+        <w:t xml:space="preserve"> </w:t>
+      </w:r>
+      <w:r>
+        <w:t>business</w:t>
+      </w:r>
+      <w:r>
+        <w:t xml:space="preserve"> </w:t>
+      </w:r>
+      <w:r>
+        <w:t>rules,</w:t>
+      </w:r>
+      <w:r>
+        <w:t xml:space="preserve"> </w:t>
+      </w:r>
+      <w:r>
+        <w:t>business</w:t>
+      </w:r>
+      <w:r>
+        <w:t xml:space="preserve"> </w:t>
+      </w:r>
+      <w:r>
+        <w:t>process</w:t>
+      </w:r>
+      <w:r>
+        <w:t xml:space="preserve"> </w:t>
+      </w:r>
+      <w:r>
+        <w:t>management,</w:t>
+      </w:r>
+      <w:r>
+        <w:t xml:space="preserve"> </w:t>
+      </w:r>
+      <w:r>
+        <w:t>natural</w:t>
+      </w:r>
+      <w:r>
+        <w:t xml:space="preserve"> </w:t>
+      </w:r>
+      <w:r>
+        <w:t>language</w:t>
+      </w:r>
+      <w:r>
+        <w:t xml:space="preserve"> </w:t>
+      </w:r>
+      <w:r>
+        <w:t>understanding,</w:t>
+      </w:r>
+      <w:r>
+        <w:t xml:space="preserve"> </w:t>
+      </w:r>
+      <w:r>
+        <w:t>IoT</w:t>
+      </w:r>
+      <w:r>
+        <w:t xml:space="preserve"> </w:t>
+      </w:r>
+      <w:r>
+        <w:t>o</w:t>
+      </w:r>
+      <w:r>
+        <w:t>ntology,</w:t>
+      </w:r>
+      <w:r>
+        <w:t xml:space="preserve"> </w:t>
+      </w:r>
+      <w:r>
+        <w:t>real-time</w:t>
+      </w:r>
+      <w:r>
+        <w:t xml:space="preserve"> </w:t>
+      </w:r>
+      <w:r>
+        <w:t>automation,</w:t>
       </w:r>
       <w:r>
         <w:t xml:space="preserve"> </w:t>
@@ -22513,37 +22318,144 @@
         <w:t xml:space="preserve"> </w:t>
       </w:r>
       <w:r>
-        <w:t>mobile</w:t>
-      </w:r>
-      <w:r>
-        <w:t xml:space="preserve"> </w:t>
-      </w:r>
-      <w:r>
-        <w:t>devices</w:t>
-      </w:r>
-      <w:r>
-        <w:t xml:space="preserve"> </w:t>
-      </w:r>
-      <w:r>
-        <w:t>operate</w:t>
-      </w:r>
-      <w:r>
-        <w:t xml:space="preserve"> </w:t>
-      </w:r>
-      <w:r>
-        <w:t>more</w:t>
-      </w:r>
-      <w:r>
-        <w:t xml:space="preserve"> </w:t>
-      </w:r>
-      <w:r>
-        <w:t>effectively,</w:t>
-      </w:r>
-      <w:r>
-        <w:t xml:space="preserve"> </w:t>
-      </w:r>
-      <w:r>
-        <w:t>respond</w:t>
+        <w:t>visualization</w:t>
+      </w:r>
+      <w:r>
+        <w:t>.</w:t>
+      </w:r>
+      <w:r>
+        <w:t xml:space="preserve"> </w:t>
+      </w:r>
+      <w:r>
+        <w:t>We</w:t>
+      </w:r>
+      <w:r>
+        <w:t xml:space="preserve"> </w:t>
+      </w:r>
+      <w:r>
+        <w:t>provide</w:t>
+      </w:r>
+      <w:r>
+        <w:t xml:space="preserve"> </w:t>
+      </w:r>
+      <w:r>
+        <w:t>Artificial</w:t>
+      </w:r>
+      <w:r>
+        <w:t xml:space="preserve"> </w:t>
+      </w:r>
+      <w:r>
+        <w:t>Intelligence</w:t>
+      </w:r>
+      <w:r>
+        <w:t xml:space="preserve"> </w:t>
+      </w:r>
+      <w:r>
+        <w:t>(AI),</w:t>
+      </w:r>
+      <w:r>
+        <w:t xml:space="preserve"> </w:t>
+      </w:r>
+      <w:r>
+        <w:t>Business</w:t>
+      </w:r>
+      <w:r>
+        <w:t xml:space="preserve"> </w:t>
+      </w:r>
+      <w:r>
+        <w:t>Rule</w:t>
+      </w:r>
+      <w:r>
+        <w:t xml:space="preserve"> </w:t>
+      </w:r>
+      <w:r>
+        <w:t>Management</w:t>
+      </w:r>
+      <w:r>
+        <w:t xml:space="preserve"> </w:t>
+      </w:r>
+      <w:r>
+        <w:t>Systems</w:t>
+      </w:r>
+      <w:r>
+        <w:t xml:space="preserve"> </w:t>
+      </w:r>
+      <w:r>
+        <w:t>(BRMS)</w:t>
+      </w:r>
+      <w:r>
+        <w:t xml:space="preserve"> </w:t>
+      </w:r>
+      <w:r>
+        <w:t>DROOLS</w:t>
+      </w:r>
+      <w:r>
+        <w:t xml:space="preserve"> </w:t>
+      </w:r>
+      <w:r>
+        <w:t>and</w:t>
+      </w:r>
+      <w:r>
+        <w:t xml:space="preserve"> </w:t>
+      </w:r>
+      <w:r>
+        <w:t>Business</w:t>
+      </w:r>
+      <w:r>
+        <w:t xml:space="preserve"> </w:t>
+      </w:r>
+      <w:r>
+        <w:t>Process</w:t>
+      </w:r>
+      <w:r>
+        <w:t xml:space="preserve"> </w:t>
+      </w:r>
+      <w:r>
+        <w:t>Management</w:t>
+      </w:r>
+      <w:r>
+        <w:t xml:space="preserve"> </w:t>
+      </w:r>
+      <w:r>
+        <w:t>(</w:t>
+      </w:r>
+      <w:proofErr w:type="spellStart"/>
+      <w:r>
+        <w:t>jBPM</w:t>
+      </w:r>
+      <w:proofErr w:type="spellEnd"/>
+      <w:r>
+        <w:t>)</w:t>
+      </w:r>
+      <w:r>
+        <w:t xml:space="preserve"> </w:t>
+      </w:r>
+      <w:r>
+        <w:t>research</w:t>
+      </w:r>
+      <w:r>
+        <w:t>,</w:t>
+      </w:r>
+      <w:r>
+        <w:t xml:space="preserve"> </w:t>
+      </w:r>
+      <w:r>
+        <w:t>development</w:t>
+      </w:r>
+      <w:r>
+        <w:t>,</w:t>
+      </w:r>
+      <w:r>
+        <w:t xml:space="preserve"> </w:t>
+      </w:r>
+      <w:r>
+        <w:t>and</w:t>
+      </w:r>
+      <w:r>
+        <w:t xml:space="preserve"> </w:t>
+      </w:r>
+      <w:r>
+        <w:t>vision</w:t>
       </w:r>
       <w:r>
         <w:t xml:space="preserve"> </w:t>
@@ -22555,67 +22467,7 @@
         <w:t xml:space="preserve"> </w:t>
       </w:r>
       <w:r>
-        <w:t>consumer</w:t>
-      </w:r>
-      <w:r>
-        <w:t xml:space="preserve"> </w:t>
-      </w:r>
-      <w:r>
-        <w:t>demand,</w:t>
-      </w:r>
-      <w:r>
-        <w:t xml:space="preserve"> </w:t>
-      </w:r>
-      <w:r>
-        <w:t>and</w:t>
-      </w:r>
-      <w:r>
-        <w:t xml:space="preserve"> </w:t>
-      </w:r>
-      <w:r>
-        <w:t>boost</w:t>
-      </w:r>
-      <w:r>
-        <w:t xml:space="preserve"> </w:t>
-      </w:r>
-      <w:r>
-        <w:t>operational</w:t>
-      </w:r>
-      <w:r>
-        <w:t xml:space="preserve"> </w:t>
-      </w:r>
-      <w:r>
-        <w:t>efficiency.</w:t>
-      </w:r>
-      <w:r>
-        <w:t xml:space="preserve"> </w:t>
-      </w:r>
-      <w:r>
-        <w:t>Our</w:t>
-      </w:r>
-      <w:r>
-        <w:t xml:space="preserve"> </w:t>
-      </w:r>
-      <w:r>
-        <w:t>IoT</w:t>
-      </w:r>
-      <w:r>
-        <w:t xml:space="preserve"> </w:t>
-      </w:r>
-      <w:r>
-        <w:t>Kiosk</w:t>
-      </w:r>
-      <w:r>
-        <w:t xml:space="preserve"> </w:t>
-      </w:r>
-      <w:r>
-        <w:t>and</w:t>
-      </w:r>
-      <w:r>
-        <w:t xml:space="preserve"> </w:t>
-      </w:r>
-      <w:r>
-        <w:t>vending</w:t>
+        <w:t>your</w:t>
       </w:r>
       <w:r>
         <w:t xml:space="preserve"> </w:t>
@@ -22624,76 +22476,7 @@
         <w:t>solutions</w:t>
       </w:r>
       <w:r>
-        <w:t xml:space="preserve"> </w:t>
-      </w:r>
-      <w:r>
-        <w:t>help</w:t>
-      </w:r>
-      <w:r>
-        <w:t xml:space="preserve"> </w:t>
-      </w:r>
-      <w:r>
-        <w:t>make</w:t>
-      </w:r>
-      <w:r>
-        <w:t xml:space="preserve"> </w:t>
-      </w:r>
-      <w:r>
-        <w:t>machine</w:t>
-      </w:r>
-      <w:r>
-        <w:t xml:space="preserve"> </w:t>
-      </w:r>
-      <w:r>
-        <w:t>management</w:t>
-      </w:r>
-      <w:r>
-        <w:t xml:space="preserve"> </w:t>
-      </w:r>
-      <w:r>
-        <w:t>and</w:t>
-      </w:r>
-      <w:r>
-        <w:t xml:space="preserve"> </w:t>
-      </w:r>
-      <w:r>
-        <w:t>IoT</w:t>
-      </w:r>
-      <w:r>
-        <w:t xml:space="preserve"> </w:t>
-      </w:r>
-      <w:r>
-        <w:t>machine</w:t>
-      </w:r>
-      <w:r>
-        <w:t xml:space="preserve"> </w:t>
-      </w:r>
-      <w:r>
-        <w:t>interaction</w:t>
-      </w:r>
-      <w:r>
-        <w:t xml:space="preserve"> </w:t>
-      </w:r>
-      <w:r>
-        <w:t>simple</w:t>
-      </w:r>
-      <w:r>
-        <w:t xml:space="preserve"> </w:t>
-      </w:r>
-      <w:r>
-        <w:t>and</w:t>
-      </w:r>
-      <w:r>
-        <w:t xml:space="preserve"> </w:t>
-      </w:r>
-      <w:r>
-        <w:t>more</w:t>
-      </w:r>
-      <w:r>
-        <w:t xml:space="preserve"> </w:t>
-      </w:r>
-      <w:r>
-        <w:t>effective.</w:t>
+        <w:t>.</w:t>
       </w:r>
     </w:p>
     <w:p>
@@ -22724,13 +22507,199 @@
         <w:t xml:space="preserve"> </w:t>
       </w:r>
       <w:r>
-        <w:t>Raspberry</w:t>
-      </w:r>
-      <w:r>
-        <w:t xml:space="preserve"> </w:t>
-      </w:r>
-      <w:r>
-        <w:t>Pi</w:t>
+        <w:t>Corp.</w:t>
+      </w:r>
+      <w:r>
+        <w:t xml:space="preserve"> </w:t>
+      </w:r>
+      <w:r>
+        <w:t>Internet</w:t>
+      </w:r>
+      <w:r>
+        <w:t xml:space="preserve"> </w:t>
+      </w:r>
+      <w:r>
+        <w:t>of</w:t>
+      </w:r>
+      <w:r>
+        <w:t xml:space="preserve"> </w:t>
+      </w:r>
+      <w:r>
+        <w:t>Things</w:t>
+      </w:r>
+      <w:r>
+        <w:t xml:space="preserve"> </w:t>
+      </w:r>
+      <w:r>
+        <w:t>is</w:t>
+      </w:r>
+      <w:r>
+        <w:t xml:space="preserve"> </w:t>
+      </w:r>
+      <w:r>
+        <w:t>helping</w:t>
+      </w:r>
+      <w:r>
+        <w:t xml:space="preserve"> </w:t>
+      </w:r>
+      <w:r>
+        <w:t>vending</w:t>
+      </w:r>
+      <w:r>
+        <w:t xml:space="preserve"> </w:t>
+      </w:r>
+      <w:r>
+        <w:t>machine,</w:t>
+      </w:r>
+      <w:r>
+        <w:t xml:space="preserve"> </w:t>
+      </w:r>
+      <w:r>
+        <w:t>i</w:t>
+      </w:r>
+      <w:r>
+        <w:t>nteractive</w:t>
+      </w:r>
+      <w:r>
+        <w:t xml:space="preserve"> </w:t>
+      </w:r>
+      <w:r>
+        <w:t>K</w:t>
+      </w:r>
+      <w:r>
+        <w:t>iosks,</w:t>
+      </w:r>
+      <w:r>
+        <w:t xml:space="preserve"> </w:t>
+      </w:r>
+      <w:r>
+        <w:t>touch</w:t>
+      </w:r>
+      <w:r>
+        <w:t xml:space="preserve"> </w:t>
+      </w:r>
+      <w:r>
+        <w:t>screens,</w:t>
+      </w:r>
+      <w:r>
+        <w:t xml:space="preserve"> </w:t>
+      </w:r>
+      <w:r>
+        <w:t>digital</w:t>
+      </w:r>
+      <w:r>
+        <w:t xml:space="preserve"> </w:t>
+      </w:r>
+      <w:r>
+        <w:t>signs,</w:t>
+      </w:r>
+      <w:r>
+        <w:t xml:space="preserve"> </w:t>
+      </w:r>
+      <w:r>
+        <w:t>set-top</w:t>
+      </w:r>
+      <w:r>
+        <w:t xml:space="preserve"> </w:t>
+      </w:r>
+      <w:r>
+        <w:t>box</w:t>
+      </w:r>
+      <w:r>
+        <w:t xml:space="preserve"> </w:t>
+      </w:r>
+      <w:r>
+        <w:t>(STB),</w:t>
+      </w:r>
+      <w:r>
+        <w:t xml:space="preserve"> </w:t>
+      </w:r>
+      <w:r>
+        <w:t>and</w:t>
+      </w:r>
+      <w:r>
+        <w:t xml:space="preserve"> </w:t>
+      </w:r>
+      <w:r>
+        <w:t>mobile</w:t>
+      </w:r>
+      <w:r>
+        <w:t xml:space="preserve"> </w:t>
+      </w:r>
+      <w:r>
+        <w:t>devices</w:t>
+      </w:r>
+      <w:r>
+        <w:t xml:space="preserve"> </w:t>
+      </w:r>
+      <w:r>
+        <w:t>operate</w:t>
+      </w:r>
+      <w:r>
+        <w:t xml:space="preserve"> </w:t>
+      </w:r>
+      <w:r>
+        <w:t>more</w:t>
+      </w:r>
+      <w:r>
+        <w:t xml:space="preserve"> </w:t>
+      </w:r>
+      <w:r>
+        <w:t>effectively,</w:t>
+      </w:r>
+      <w:r>
+        <w:t xml:space="preserve"> </w:t>
+      </w:r>
+      <w:r>
+        <w:t>respond</w:t>
+      </w:r>
+      <w:r>
+        <w:t xml:space="preserve"> </w:t>
+      </w:r>
+      <w:r>
+        <w:t>to</w:t>
+      </w:r>
+      <w:r>
+        <w:t xml:space="preserve"> </w:t>
+      </w:r>
+      <w:r>
+        <w:t>consumer</w:t>
+      </w:r>
+      <w:r>
+        <w:t xml:space="preserve"> </w:t>
+      </w:r>
+      <w:r>
+        <w:t>demand,</w:t>
+      </w:r>
+      <w:r>
+        <w:t xml:space="preserve"> </w:t>
+      </w:r>
+      <w:r>
+        <w:t>and</w:t>
+      </w:r>
+      <w:r>
+        <w:t xml:space="preserve"> </w:t>
+      </w:r>
+      <w:r>
+        <w:t>boost</w:t>
+      </w:r>
+      <w:r>
+        <w:t xml:space="preserve"> </w:t>
+      </w:r>
+      <w:r>
+        <w:t>operational</w:t>
+      </w:r>
+      <w:r>
+        <w:t xml:space="preserve"> </w:t>
+      </w:r>
+      <w:r>
+        <w:t>efficiency.</w:t>
+      </w:r>
+      <w:r>
+        <w:t xml:space="preserve"> </w:t>
+      </w:r>
+      <w:r>
+        <w:t>Our</w:t>
       </w:r>
       <w:r>
         <w:t xml:space="preserve"> </w:t>
@@ -22748,7 +22717,49 @@
         <w:t xml:space="preserve"> </w:t>
       </w:r>
       <w:r>
-        <w:t>(Pi</w:t>
+        <w:t>and</w:t>
+      </w:r>
+      <w:r>
+        <w:t xml:space="preserve"> </w:t>
+      </w:r>
+      <w:r>
+        <w:t>vending</w:t>
+      </w:r>
+      <w:r>
+        <w:t xml:space="preserve"> </w:t>
+      </w:r>
+      <w:r>
+        <w:t>solutions</w:t>
+      </w:r>
+      <w:r>
+        <w:t xml:space="preserve"> </w:t>
+      </w:r>
+      <w:r>
+        <w:t>help</w:t>
+      </w:r>
+      <w:r>
+        <w:t xml:space="preserve"> </w:t>
+      </w:r>
+      <w:r>
+        <w:t>make</w:t>
+      </w:r>
+      <w:r>
+        <w:t xml:space="preserve"> </w:t>
+      </w:r>
+      <w:r>
+        <w:t>machine</w:t>
+      </w:r>
+      <w:r>
+        <w:t xml:space="preserve"> </w:t>
+      </w:r>
+      <w:r>
+        <w:t>management</w:t>
+      </w:r>
+      <w:r>
+        <w:t xml:space="preserve"> </w:t>
+      </w:r>
+      <w:r>
+        <w:t>and</w:t>
       </w:r>
       <w:r>
         <w:t xml:space="preserve"> </w:t>
@@ -22760,247 +22771,19 @@
         <w:t xml:space="preserve"> </w:t>
       </w:r>
       <w:r>
-        <w:t>Tron)</w:t>
-      </w:r>
-      <w:r>
-        <w:t xml:space="preserve"> </w:t>
-      </w:r>
-      <w:r>
-        <w:t>platform</w:t>
-      </w:r>
-      <w:r>
-        <w:t xml:space="preserve"> </w:t>
-      </w:r>
-      <w:r>
-        <w:t>accommodates</w:t>
-      </w:r>
-      <w:r>
-        <w:t xml:space="preserve"> </w:t>
-      </w:r>
-      <w:r>
-        <w:t>a</w:t>
-      </w:r>
-      <w:r>
-        <w:t xml:space="preserve"> </w:t>
-      </w:r>
-      <w:r>
-        <w:t>variety</w:t>
-      </w:r>
-      <w:r>
-        <w:t xml:space="preserve"> </w:t>
-      </w:r>
-      <w:r>
-        <w:t>of</w:t>
-      </w:r>
-      <w:r>
-        <w:t xml:space="preserve"> </w:t>
-      </w:r>
-      <w:r>
-        <w:t>optional</w:t>
-      </w:r>
-      <w:r>
-        <w:t xml:space="preserve"> </w:t>
-      </w:r>
-      <w:r>
-        <w:t>components</w:t>
-      </w:r>
-      <w:r>
-        <w:t xml:space="preserve"> </w:t>
-      </w:r>
-      <w:r>
-        <w:t>common</w:t>
-      </w:r>
-      <w:r>
-        <w:t xml:space="preserve"> </w:t>
-      </w:r>
-      <w:r>
-        <w:t>to</w:t>
-      </w:r>
-      <w:r>
-        <w:t xml:space="preserve"> </w:t>
-      </w:r>
-      <w:r>
-        <w:t>most</w:t>
-      </w:r>
-      <w:r>
-        <w:t xml:space="preserve"> </w:t>
-      </w:r>
-      <w:r>
-        <w:t>self-service</w:t>
-      </w:r>
-      <w:r>
-        <w:t xml:space="preserve"> </w:t>
-      </w:r>
-      <w:r>
-        <w:t>applications</w:t>
-      </w:r>
-      <w:r>
-        <w:t xml:space="preserve"> </w:t>
-      </w:r>
-      <w:r>
-        <w:t>from</w:t>
-      </w:r>
-      <w:r>
-        <w:t xml:space="preserve"> </w:t>
-      </w:r>
-      <w:r>
-        <w:t>a</w:t>
-      </w:r>
-      <w:r>
-        <w:t xml:space="preserve"> </w:t>
-      </w:r>
-      <w:r>
-        <w:t>swipe</w:t>
-      </w:r>
-      <w:r>
-        <w:t xml:space="preserve"> </w:t>
-      </w:r>
-      <w:r>
-        <w:t>card</w:t>
-      </w:r>
-      <w:r>
-        <w:t xml:space="preserve"> </w:t>
-      </w:r>
-      <w:r>
-        <w:t>reader,</w:t>
-      </w:r>
-      <w:r>
-        <w:t xml:space="preserve"> </w:t>
-      </w:r>
-      <w:r>
-        <w:t>bar</w:t>
-      </w:r>
-      <w:r>
-        <w:t xml:space="preserve"> </w:t>
-      </w:r>
-      <w:r>
-        <w:t>code</w:t>
-      </w:r>
-      <w:r>
-        <w:t xml:space="preserve"> </w:t>
-      </w:r>
-      <w:r>
-        <w:t>scanner,</w:t>
-      </w:r>
-      <w:r>
-        <w:t xml:space="preserve"> </w:t>
-      </w:r>
-      <w:r>
-        <w:t>bill</w:t>
-      </w:r>
-      <w:r>
-        <w:t xml:space="preserve"> </w:t>
-      </w:r>
-      <w:r>
-        <w:t>acceptor,</w:t>
-      </w:r>
-      <w:r>
-        <w:t xml:space="preserve"> </w:t>
-      </w:r>
-      <w:r>
-        <w:t>receipt</w:t>
-      </w:r>
-      <w:r>
-        <w:t xml:space="preserve"> </w:t>
-      </w:r>
-      <w:r>
-        <w:t>printer,</w:t>
-      </w:r>
-      <w:r>
-        <w:t xml:space="preserve"> </w:t>
-      </w:r>
-      <w:r>
-        <w:t>fingerprint</w:t>
-      </w:r>
-      <w:r>
-        <w:t xml:space="preserve"> </w:t>
-      </w:r>
-      <w:r>
-        <w:t>reader,</w:t>
-      </w:r>
-      <w:r>
-        <w:t xml:space="preserve"> </w:t>
-      </w:r>
-      <w:r>
-        <w:t>identity</w:t>
-      </w:r>
-      <w:r>
-        <w:t xml:space="preserve"> </w:t>
-      </w:r>
-      <w:r>
-        <w:t>camera,</w:t>
-      </w:r>
-      <w:r>
-        <w:t xml:space="preserve"> </w:t>
-      </w:r>
-      <w:r>
-        <w:t>RFID</w:t>
-      </w:r>
-      <w:r>
-        <w:t xml:space="preserve"> </w:t>
-      </w:r>
-      <w:r>
-        <w:t>proximity</w:t>
-      </w:r>
-      <w:r>
-        <w:t xml:space="preserve"> </w:t>
-      </w:r>
-      <w:r>
-        <w:t>sensor,</w:t>
-      </w:r>
-      <w:r>
-        <w:t xml:space="preserve"> </w:t>
-      </w:r>
-      <w:r>
-        <w:t>biometric</w:t>
-      </w:r>
-      <w:r>
-        <w:t xml:space="preserve"> </w:t>
-      </w:r>
-      <w:r>
-        <w:t>identity</w:t>
-      </w:r>
-      <w:r>
-        <w:t xml:space="preserve"> </w:t>
-      </w:r>
-      <w:r>
-        <w:t>scanner,</w:t>
-      </w:r>
-      <w:r>
-        <w:t xml:space="preserve"> </w:t>
-      </w:r>
-      <w:r>
-        <w:t>infrared</w:t>
-      </w:r>
-      <w:r>
-        <w:t xml:space="preserve"> </w:t>
-      </w:r>
-      <w:r>
-        <w:t>scanner,</w:t>
-      </w:r>
-      <w:r>
-        <w:t xml:space="preserve"> </w:t>
-      </w:r>
-      <w:r>
-        <w:t>parking</w:t>
-      </w:r>
-      <w:r>
-        <w:t xml:space="preserve"> </w:t>
-      </w:r>
-      <w:r>
-        <w:t>gates,</w:t>
-      </w:r>
-      <w:r>
-        <w:t xml:space="preserve"> </w:t>
-      </w:r>
-      <w:r>
-        <w:t>door</w:t>
-      </w:r>
-      <w:r>
-        <w:t xml:space="preserve"> </w:t>
-      </w:r>
-      <w:r>
-        <w:t>locks,</w:t>
+        <w:t>machine</w:t>
+      </w:r>
+      <w:r>
+        <w:t xml:space="preserve"> </w:t>
+      </w:r>
+      <w:r>
+        <w:t>interaction</w:t>
+      </w:r>
+      <w:r>
+        <w:t xml:space="preserve"> </w:t>
+      </w:r>
+      <w:r>
+        <w:t>simple</w:t>
       </w:r>
       <w:r>
         <w:t xml:space="preserve"> </w:t>
@@ -23011,367 +22794,14 @@
       <w:r>
         <w:t xml:space="preserve"> </w:t>
       </w:r>
-      <w:proofErr w:type="spellStart"/>
-      <w:r>
-        <w:t>WiFi</w:t>
-      </w:r>
-      <w:proofErr w:type="spellEnd"/>
-      <w:r>
-        <w:t xml:space="preserve"> </w:t>
-      </w:r>
-      <w:r>
-        <w:t>capability.</w:t>
-      </w:r>
-    </w:p>
-    <w:p>
-      <w:pPr>
-        <w:spacing w:after="0" w:line="240" w:lineRule="auto"/>
-      </w:pPr>
-      <w:r>
-        <w:lastRenderedPageBreak/>
-        <w:t>The</w:t>
-      </w:r>
-      <w:r>
-        <w:t xml:space="preserve"> </w:t>
-      </w:r>
-      <w:r>
-        <w:t>Executive</w:t>
-      </w:r>
-      <w:r>
-        <w:t xml:space="preserve"> </w:t>
-      </w:r>
-      <w:r>
-        <w:t>Order</w:t>
-      </w:r>
-      <w:r>
-        <w:t xml:space="preserve"> </w:t>
-      </w:r>
-      <w:r>
-        <w:t>Raspberry</w:t>
-      </w:r>
-      <w:r>
-        <w:t xml:space="preserve"> </w:t>
-      </w:r>
-      <w:r>
-        <w:t>Pi</w:t>
-      </w:r>
-      <w:r>
-        <w:t xml:space="preserve"> </w:t>
-      </w:r>
-      <w:r>
-        <w:t>IoT</w:t>
-      </w:r>
-      <w:r>
-        <w:t xml:space="preserve"> </w:t>
-      </w:r>
-      <w:r>
-        <w:t>Kiosk</w:t>
-      </w:r>
-      <w:r>
-        <w:t xml:space="preserve"> </w:t>
-      </w:r>
-      <w:r>
-        <w:t>(Pi</w:t>
-      </w:r>
-      <w:r>
-        <w:t xml:space="preserve"> </w:t>
-      </w:r>
-      <w:r>
-        <w:t>IoT</w:t>
-      </w:r>
-      <w:r>
-        <w:t xml:space="preserve"> </w:t>
-      </w:r>
-      <w:r>
-        <w:t>Tron)</w:t>
-      </w:r>
-      <w:r>
-        <w:t xml:space="preserve"> </w:t>
-      </w:r>
-      <w:r>
-        <w:t>is</w:t>
-      </w:r>
-      <w:r>
-        <w:t xml:space="preserve"> </w:t>
-      </w:r>
-      <w:r>
-        <w:t>built</w:t>
-      </w:r>
-      <w:r>
-        <w:t xml:space="preserve"> </w:t>
-      </w:r>
-      <w:r>
-        <w:t>on</w:t>
-      </w:r>
-      <w:r>
-        <w:t xml:space="preserve"> </w:t>
-      </w:r>
-      <w:r>
-        <w:t>a</w:t>
-      </w:r>
-      <w:r>
-        <w:t xml:space="preserve"> </w:t>
-      </w:r>
-      <w:r>
-        <w:t>powerful</w:t>
-      </w:r>
-      <w:r>
-        <w:t xml:space="preserve"> </w:t>
-      </w:r>
-      <w:r>
-        <w:t>platform</w:t>
-      </w:r>
-      <w:r>
-        <w:t xml:space="preserve"> </w:t>
-      </w:r>
-      <w:r>
-        <w:t>that</w:t>
-      </w:r>
-      <w:r>
-        <w:t xml:space="preserve"> </w:t>
-      </w:r>
-      <w:r>
-        <w:t>provides</w:t>
-      </w:r>
-      <w:r>
-        <w:t xml:space="preserve"> </w:t>
-      </w:r>
-      <w:r>
-        <w:t>the</w:t>
-      </w:r>
-      <w:r>
-        <w:t xml:space="preserve"> </w:t>
-      </w:r>
-      <w:r>
-        <w:t>capability</w:t>
-      </w:r>
-      <w:r>
-        <w:t xml:space="preserve"> </w:t>
-      </w:r>
-      <w:r>
-        <w:t>for</w:t>
-      </w:r>
-      <w:r>
-        <w:t xml:space="preserve"> </w:t>
-      </w:r>
-      <w:r>
-        <w:t>seamless</w:t>
-      </w:r>
-      <w:r>
-        <w:t xml:space="preserve"> </w:t>
-      </w:r>
-      <w:r>
-        <w:t>hardware</w:t>
-      </w:r>
-      <w:r>
-        <w:t xml:space="preserve"> </w:t>
-      </w:r>
-      <w:r>
-        <w:t>integration</w:t>
-      </w:r>
-      <w:r>
-        <w:t xml:space="preserve"> </w:t>
-      </w:r>
-      <w:r>
-        <w:t>of</w:t>
-      </w:r>
-      <w:r>
-        <w:t xml:space="preserve"> </w:t>
-      </w:r>
-      <w:r>
-        <w:t>new</w:t>
-      </w:r>
-      <w:r>
-        <w:t xml:space="preserve"> </w:t>
-      </w:r>
-      <w:r>
-        <w:t>components,</w:t>
-      </w:r>
-      <w:r>
-        <w:t xml:space="preserve"> </w:t>
-      </w:r>
-      <w:r>
-        <w:t>sensors,</w:t>
-      </w:r>
-      <w:r>
-        <w:t xml:space="preserve"> </w:t>
-      </w:r>
-      <w:r>
-        <w:t>and</w:t>
-      </w:r>
-      <w:r>
-        <w:t xml:space="preserve"> </w:t>
-      </w:r>
-      <w:r>
-        <w:t>wireless</w:t>
-      </w:r>
-      <w:r>
-        <w:t xml:space="preserve"> </w:t>
-      </w:r>
-      <w:r>
-        <w:t>connectivity</w:t>
-      </w:r>
-      <w:r>
-        <w:t xml:space="preserve"> </w:t>
-      </w:r>
-      <w:r>
-        <w:t>devices,</w:t>
-      </w:r>
-      <w:r>
-        <w:t xml:space="preserve"> </w:t>
-      </w:r>
-      <w:r>
-        <w:t>that</w:t>
-      </w:r>
-      <w:r>
-        <w:t xml:space="preserve"> </w:t>
-      </w:r>
-      <w:r>
-        <w:t>allows</w:t>
-      </w:r>
-      <w:r>
-        <w:t xml:space="preserve"> </w:t>
-      </w:r>
-      <w:r>
-        <w:t>you</w:t>
-      </w:r>
-      <w:r>
-        <w:t xml:space="preserve"> </w:t>
-      </w:r>
-      <w:r>
-        <w:t>to</w:t>
-      </w:r>
-      <w:r>
-        <w:t xml:space="preserve"> </w:t>
-      </w:r>
-      <w:r>
-        <w:t>easily</w:t>
-      </w:r>
-      <w:r>
-        <w:t xml:space="preserve"> </w:t>
-      </w:r>
-      <w:r>
-        <w:t>connect</w:t>
-      </w:r>
-      <w:r>
-        <w:t xml:space="preserve"> </w:t>
-      </w:r>
-      <w:r>
-        <w:t>your</w:t>
-      </w:r>
-      <w:r>
-        <w:t xml:space="preserve"> </w:t>
-      </w:r>
-      <w:r>
-        <w:t>IoT</w:t>
-      </w:r>
-      <w:r>
-        <w:t xml:space="preserve"> </w:t>
-      </w:r>
-      <w:r>
-        <w:t>things</w:t>
-      </w:r>
-      <w:r>
-        <w:t xml:space="preserve"> </w:t>
-      </w:r>
-      <w:r>
-        <w:t>and</w:t>
-      </w:r>
-      <w:r>
-        <w:t xml:space="preserve"> </w:t>
-      </w:r>
-      <w:r>
-        <w:t>enterprise</w:t>
-      </w:r>
-      <w:r>
-        <w:t xml:space="preserve"> </w:t>
-      </w:r>
-      <w:r>
-        <w:t>systems</w:t>
-      </w:r>
-      <w:r>
-        <w:t xml:space="preserve"> </w:t>
-      </w:r>
-      <w:r>
-        <w:t>together,</w:t>
-      </w:r>
-      <w:r>
-        <w:t xml:space="preserve"> </w:t>
-      </w:r>
-      <w:r>
-        <w:t>saving</w:t>
-      </w:r>
-      <w:r>
-        <w:t xml:space="preserve"> </w:t>
-      </w:r>
-      <w:r>
-        <w:t>you</w:t>
-      </w:r>
-      <w:r>
-        <w:t xml:space="preserve"> </w:t>
-      </w:r>
-      <w:r>
-        <w:t>time</w:t>
-      </w:r>
-      <w:r>
-        <w:t xml:space="preserve"> </w:t>
-      </w:r>
-      <w:r>
-        <w:t>and</w:t>
-      </w:r>
-      <w:r>
-        <w:t xml:space="preserve"> </w:t>
-      </w:r>
-      <w:r>
-        <w:t>allowing</w:t>
-      </w:r>
-      <w:r>
-        <w:t xml:space="preserve"> </w:t>
-      </w:r>
-      <w:r>
-        <w:t>you</w:t>
-      </w:r>
-      <w:r>
-        <w:t xml:space="preserve"> </w:t>
-      </w:r>
-      <w:r>
-        <w:t>to</w:t>
-      </w:r>
-      <w:r>
-        <w:t xml:space="preserve"> </w:t>
-      </w:r>
-      <w:r>
-        <w:t>get</w:t>
-      </w:r>
-      <w:r>
-        <w:t xml:space="preserve"> </w:t>
-      </w:r>
-      <w:r>
-        <w:t>your</w:t>
-      </w:r>
-      <w:r>
-        <w:t xml:space="preserve"> </w:t>
-      </w:r>
-      <w:r>
-        <w:t>solution</w:t>
-      </w:r>
-      <w:r>
-        <w:t xml:space="preserve"> </w:t>
-      </w:r>
-      <w:r>
-        <w:t>to</w:t>
-      </w:r>
-      <w:r>
-        <w:t xml:space="preserve"> </w:t>
-      </w:r>
-      <w:r>
-        <w:t>market</w:t>
-      </w:r>
-      <w:r>
-        <w:t xml:space="preserve"> </w:t>
-      </w:r>
-      <w:r>
-        <w:t>quickly.</w:t>
+      <w:r>
+        <w:t>more</w:t>
+      </w:r>
+      <w:r>
+        <w:t xml:space="preserve"> </w:t>
+      </w:r>
+      <w:r>
+        <w:t>effective.</w:t>
       </w:r>
     </w:p>
     <w:p>
@@ -23384,9 +22814,770 @@
         <w:spacing w:after="0" w:line="240" w:lineRule="auto"/>
       </w:pPr>
       <w:r>
+        <w:t>The</w:t>
+      </w:r>
+      <w:r>
+        <w:t xml:space="preserve"> </w:t>
+      </w:r>
+      <w:r>
+        <w:t>Executive</w:t>
+      </w:r>
+      <w:r>
+        <w:t xml:space="preserve"> </w:t>
+      </w:r>
+      <w:r>
+        <w:t>Order</w:t>
+      </w:r>
+      <w:r>
+        <w:t xml:space="preserve"> </w:t>
+      </w:r>
+      <w:r>
+        <w:rPr>
+          <w:b/>
+        </w:rPr>
+        <w:t>Raspberry</w:t>
+      </w:r>
+      <w:r>
+        <w:rPr>
+          <w:b/>
+        </w:rPr>
+        <w:t xml:space="preserve"> </w:t>
+      </w:r>
+      <w:r>
+        <w:rPr>
+          <w:b/>
+        </w:rPr>
+        <w:t>Pi</w:t>
+      </w:r>
+      <w:r>
+        <w:rPr>
+          <w:b/>
+        </w:rPr>
+        <w:t xml:space="preserve"> </w:t>
+      </w:r>
+      <w:r>
+        <w:rPr>
+          <w:b/>
+        </w:rPr>
+        <w:t>IoT</w:t>
+      </w:r>
+      <w:r>
+        <w:rPr>
+          <w:b/>
+        </w:rPr>
+        <w:t xml:space="preserve"> </w:t>
+      </w:r>
+      <w:r>
+        <w:rPr>
+          <w:b/>
+        </w:rPr>
+        <w:t>Kiosk</w:t>
+      </w:r>
+      <w:r>
+        <w:rPr>
+          <w:b/>
+        </w:rPr>
+        <w:t xml:space="preserve"> </w:t>
+      </w:r>
+      <w:r>
+        <w:rPr>
+          <w:b/>
+        </w:rPr>
+        <w:t>(Pi</w:t>
+      </w:r>
+      <w:r>
+        <w:rPr>
+          <w:b/>
+        </w:rPr>
+        <w:t xml:space="preserve"> </w:t>
+      </w:r>
+      <w:r>
+        <w:rPr>
+          <w:b/>
+        </w:rPr>
+        <w:t>IoT</w:t>
+      </w:r>
+      <w:r>
+        <w:rPr>
+          <w:b/>
+        </w:rPr>
+        <w:t xml:space="preserve"> </w:t>
+      </w:r>
+      <w:r>
+        <w:rPr>
+          <w:b/>
+        </w:rPr>
+        <w:t>Tron)</w:t>
+      </w:r>
+      <w:r>
+        <w:t xml:space="preserve"> </w:t>
+      </w:r>
+      <w:r>
+        <w:t>platform</w:t>
+      </w:r>
+      <w:r>
+        <w:t xml:space="preserve"> </w:t>
+      </w:r>
+      <w:r>
+        <w:t>accommodates</w:t>
+      </w:r>
+      <w:r>
+        <w:t xml:space="preserve"> </w:t>
+      </w:r>
+      <w:r>
+        <w:t>a</w:t>
+      </w:r>
+      <w:r>
+        <w:t xml:space="preserve"> </w:t>
+      </w:r>
+      <w:r>
+        <w:t>variety</w:t>
+      </w:r>
+      <w:r>
+        <w:t xml:space="preserve"> </w:t>
+      </w:r>
+      <w:r>
+        <w:t>of</w:t>
+      </w:r>
+      <w:r>
+        <w:t xml:space="preserve"> </w:t>
+      </w:r>
+      <w:r>
+        <w:t>optional</w:t>
+      </w:r>
+      <w:r>
+        <w:t xml:space="preserve"> </w:t>
+      </w:r>
+      <w:r>
+        <w:t>components</w:t>
+      </w:r>
+      <w:r>
+        <w:t xml:space="preserve"> </w:t>
+      </w:r>
+      <w:r>
+        <w:t>common</w:t>
+      </w:r>
+      <w:r>
+        <w:t xml:space="preserve"> </w:t>
+      </w:r>
+      <w:r>
+        <w:t>to</w:t>
+      </w:r>
+      <w:r>
+        <w:t xml:space="preserve"> </w:t>
+      </w:r>
+      <w:r>
+        <w:t>most</w:t>
+      </w:r>
+      <w:r>
+        <w:t xml:space="preserve"> </w:t>
+      </w:r>
+      <w:r>
+        <w:t>self-service</w:t>
+      </w:r>
+      <w:r>
+        <w:t xml:space="preserve"> </w:t>
+      </w:r>
+      <w:r>
+        <w:t>applications</w:t>
+      </w:r>
+      <w:r>
+        <w:t xml:space="preserve"> </w:t>
+      </w:r>
+      <w:r>
+        <w:t>from</w:t>
+      </w:r>
+      <w:r>
+        <w:t xml:space="preserve"> </w:t>
+      </w:r>
+      <w:r>
+        <w:t>a</w:t>
+      </w:r>
+      <w:r>
+        <w:t xml:space="preserve"> </w:t>
+      </w:r>
+      <w:r>
+        <w:t>swipe</w:t>
+      </w:r>
+      <w:r>
+        <w:t xml:space="preserve"> </w:t>
+      </w:r>
+      <w:r>
+        <w:t>card</w:t>
+      </w:r>
+      <w:r>
+        <w:t xml:space="preserve"> </w:t>
+      </w:r>
+      <w:r>
+        <w:t>reader,</w:t>
+      </w:r>
+      <w:r>
+        <w:t xml:space="preserve"> </w:t>
+      </w:r>
+      <w:r>
+        <w:t>bar</w:t>
+      </w:r>
+      <w:r>
+        <w:t xml:space="preserve"> </w:t>
+      </w:r>
+      <w:r>
+        <w:t>code</w:t>
+      </w:r>
+      <w:r>
+        <w:t xml:space="preserve"> </w:t>
+      </w:r>
+      <w:r>
+        <w:t>scanner,</w:t>
+      </w:r>
+      <w:r>
+        <w:t xml:space="preserve"> </w:t>
+      </w:r>
+      <w:r>
+        <w:t>bill</w:t>
+      </w:r>
+      <w:r>
+        <w:t xml:space="preserve"> </w:t>
+      </w:r>
+      <w:r>
+        <w:t>acceptor,</w:t>
+      </w:r>
+      <w:r>
+        <w:t xml:space="preserve"> </w:t>
+      </w:r>
+      <w:r>
+        <w:t>receipt</w:t>
+      </w:r>
+      <w:r>
+        <w:t xml:space="preserve"> </w:t>
+      </w:r>
+      <w:r>
+        <w:t>printer,</w:t>
+      </w:r>
+      <w:r>
+        <w:t xml:space="preserve"> </w:t>
+      </w:r>
+      <w:r>
+        <w:t>fingerprint</w:t>
+      </w:r>
+      <w:r>
+        <w:t xml:space="preserve"> </w:t>
+      </w:r>
+      <w:r>
+        <w:t>reader,</w:t>
+      </w:r>
+      <w:r>
+        <w:t xml:space="preserve"> </w:t>
+      </w:r>
+      <w:r>
+        <w:t>identity</w:t>
+      </w:r>
+      <w:r>
+        <w:t xml:space="preserve"> </w:t>
+      </w:r>
+      <w:r>
+        <w:t>camera,</w:t>
+      </w:r>
+      <w:r>
+        <w:t xml:space="preserve"> </w:t>
+      </w:r>
+      <w:r>
+        <w:t>RFID</w:t>
+      </w:r>
+      <w:r>
+        <w:t xml:space="preserve"> </w:t>
+      </w:r>
+      <w:r>
+        <w:t>proximity</w:t>
+      </w:r>
+      <w:r>
+        <w:t xml:space="preserve"> </w:t>
+      </w:r>
+      <w:r>
+        <w:t>sensor,</w:t>
+      </w:r>
+      <w:r>
+        <w:t xml:space="preserve"> </w:t>
+      </w:r>
+      <w:r>
+        <w:t>biometric</w:t>
+      </w:r>
+      <w:r>
+        <w:t xml:space="preserve"> </w:t>
+      </w:r>
+      <w:r>
+        <w:t>identity</w:t>
+      </w:r>
+      <w:r>
+        <w:t xml:space="preserve"> </w:t>
+      </w:r>
+      <w:r>
+        <w:t>scanner,</w:t>
+      </w:r>
+      <w:r>
+        <w:t xml:space="preserve"> </w:t>
+      </w:r>
+      <w:r>
+        <w:t>infrared</w:t>
+      </w:r>
+      <w:r>
+        <w:t xml:space="preserve"> </w:t>
+      </w:r>
+      <w:r>
+        <w:t>scanner,</w:t>
+      </w:r>
+      <w:r>
+        <w:t xml:space="preserve"> </w:t>
+      </w:r>
+      <w:r>
+        <w:t>parking</w:t>
+      </w:r>
+      <w:r>
+        <w:t xml:space="preserve"> </w:t>
+      </w:r>
+      <w:r>
+        <w:t>gates,</w:t>
+      </w:r>
+      <w:r>
+        <w:t xml:space="preserve"> </w:t>
+      </w:r>
+      <w:r>
+        <w:t>door</w:t>
+      </w:r>
+      <w:r>
+        <w:t xml:space="preserve"> </w:t>
+      </w:r>
+      <w:r>
+        <w:t>locks,</w:t>
+      </w:r>
+      <w:r>
+        <w:t xml:space="preserve"> </w:t>
+      </w:r>
+      <w:r>
+        <w:t>and</w:t>
+      </w:r>
+      <w:r>
+        <w:t xml:space="preserve"> </w:t>
+      </w:r>
+      <w:proofErr w:type="spellStart"/>
+      <w:r>
+        <w:t>WiFi</w:t>
+      </w:r>
+      <w:proofErr w:type="spellEnd"/>
+      <w:r>
+        <w:t xml:space="preserve"> </w:t>
+      </w:r>
+      <w:r>
+        <w:t>capability.</w:t>
+      </w:r>
+    </w:p>
+    <w:p>
+      <w:pPr>
+        <w:spacing w:after="0" w:line="240" w:lineRule="auto"/>
+      </w:pPr>
+    </w:p>
+    <w:p>
+      <w:pPr>
+        <w:spacing w:after="0" w:line="240" w:lineRule="auto"/>
+      </w:pPr>
+      <w:r>
+        <w:t>The</w:t>
+      </w:r>
+      <w:r>
+        <w:t xml:space="preserve"> </w:t>
+      </w:r>
+      <w:r>
+        <w:t>Executive</w:t>
+      </w:r>
+      <w:r>
+        <w:t xml:space="preserve"> </w:t>
+      </w:r>
+      <w:r>
+        <w:t>Order</w:t>
+      </w:r>
+      <w:r>
+        <w:t xml:space="preserve"> </w:t>
+      </w:r>
+      <w:r>
+        <w:rPr>
+          <w:b/>
+        </w:rPr>
+        <w:t>Raspberry</w:t>
+      </w:r>
+      <w:r>
+        <w:rPr>
+          <w:b/>
+        </w:rPr>
+        <w:t xml:space="preserve"> </w:t>
+      </w:r>
+      <w:r>
+        <w:rPr>
+          <w:b/>
+        </w:rPr>
+        <w:t>Pi</w:t>
+      </w:r>
+      <w:r>
+        <w:rPr>
+          <w:b/>
+        </w:rPr>
+        <w:t xml:space="preserve"> </w:t>
+      </w:r>
+      <w:r>
+        <w:rPr>
+          <w:b/>
+        </w:rPr>
+        <w:t>IoT</w:t>
+      </w:r>
+      <w:r>
+        <w:rPr>
+          <w:b/>
+        </w:rPr>
+        <w:t xml:space="preserve"> </w:t>
+      </w:r>
+      <w:r>
+        <w:rPr>
+          <w:b/>
+        </w:rPr>
+        <w:t>Kiosk</w:t>
+      </w:r>
+      <w:r>
+        <w:rPr>
+          <w:b/>
+        </w:rPr>
+        <w:t xml:space="preserve"> </w:t>
+      </w:r>
+      <w:r>
+        <w:rPr>
+          <w:b/>
+        </w:rPr>
+        <w:t>(Pi</w:t>
+      </w:r>
+      <w:r>
+        <w:rPr>
+          <w:b/>
+        </w:rPr>
+        <w:t xml:space="preserve"> </w:t>
+      </w:r>
+      <w:r>
+        <w:rPr>
+          <w:b/>
+        </w:rPr>
+        <w:t>IoT</w:t>
+      </w:r>
+      <w:r>
+        <w:rPr>
+          <w:b/>
+        </w:rPr>
+        <w:t xml:space="preserve"> </w:t>
+      </w:r>
+      <w:r>
+        <w:rPr>
+          <w:b/>
+        </w:rPr>
+        <w:t>Tron)</w:t>
+      </w:r>
+      <w:r>
+        <w:t xml:space="preserve"> </w:t>
+      </w:r>
+      <w:r>
+        <w:t>is</w:t>
+      </w:r>
+      <w:r>
+        <w:t xml:space="preserve"> </w:t>
+      </w:r>
+      <w:r>
+        <w:t>built</w:t>
+      </w:r>
+      <w:r>
+        <w:t xml:space="preserve"> </w:t>
+      </w:r>
+      <w:r>
+        <w:t>on</w:t>
+      </w:r>
+      <w:r>
+        <w:t xml:space="preserve"> </w:t>
+      </w:r>
+      <w:r>
+        <w:t>a</w:t>
+      </w:r>
+      <w:r>
+        <w:t xml:space="preserve"> </w:t>
+      </w:r>
+      <w:r>
+        <w:t>powerful</w:t>
+      </w:r>
+      <w:r>
+        <w:t xml:space="preserve"> </w:t>
+      </w:r>
+      <w:r>
+        <w:t>platform</w:t>
+      </w:r>
+      <w:r>
+        <w:t xml:space="preserve"> </w:t>
+      </w:r>
+      <w:r>
+        <w:t>that</w:t>
+      </w:r>
+      <w:r>
+        <w:t xml:space="preserve"> </w:t>
+      </w:r>
+      <w:r>
+        <w:t>provides</w:t>
+      </w:r>
+      <w:r>
+        <w:t xml:space="preserve"> </w:t>
+      </w:r>
+      <w:r>
+        <w:t>the</w:t>
+      </w:r>
+      <w:r>
+        <w:t xml:space="preserve"> </w:t>
+      </w:r>
+      <w:r>
+        <w:t>capability</w:t>
+      </w:r>
+      <w:r>
+        <w:t xml:space="preserve"> </w:t>
+      </w:r>
+      <w:r>
+        <w:t>for</w:t>
+      </w:r>
+      <w:r>
+        <w:t xml:space="preserve"> </w:t>
+      </w:r>
+      <w:r>
+        <w:t>seamless</w:t>
+      </w:r>
+      <w:r>
+        <w:t xml:space="preserve"> </w:t>
+      </w:r>
+      <w:r>
+        <w:t>hardware</w:t>
+      </w:r>
+      <w:r>
+        <w:t xml:space="preserve"> </w:t>
+      </w:r>
+      <w:r>
+        <w:t>integration</w:t>
+      </w:r>
+      <w:r>
+        <w:t xml:space="preserve"> </w:t>
+      </w:r>
+      <w:r>
+        <w:t>of</w:t>
+      </w:r>
+      <w:r>
+        <w:t xml:space="preserve"> </w:t>
+      </w:r>
+      <w:r>
+        <w:t>new</w:t>
+      </w:r>
+      <w:r>
+        <w:t xml:space="preserve"> </w:t>
+      </w:r>
+      <w:r>
+        <w:t>components,</w:t>
+      </w:r>
+      <w:r>
+        <w:t xml:space="preserve"> </w:t>
+      </w:r>
+      <w:r>
+        <w:t>sensors,</w:t>
+      </w:r>
+      <w:r>
+        <w:t xml:space="preserve"> </w:t>
+      </w:r>
+      <w:r>
+        <w:t>and</w:t>
+      </w:r>
+      <w:r>
+        <w:t xml:space="preserve"> </w:t>
+      </w:r>
+      <w:r>
+        <w:t>wireless</w:t>
+      </w:r>
+      <w:r>
+        <w:t xml:space="preserve"> </w:t>
+      </w:r>
+      <w:r>
+        <w:t>connectivity</w:t>
+      </w:r>
+      <w:r>
+        <w:t xml:space="preserve"> </w:t>
+      </w:r>
+      <w:r>
+        <w:t>devices,</w:t>
+      </w:r>
+      <w:r>
+        <w:t xml:space="preserve"> </w:t>
+      </w:r>
+      <w:r>
+        <w:t>that</w:t>
+      </w:r>
+      <w:r>
+        <w:t xml:space="preserve"> </w:t>
+      </w:r>
+      <w:r>
+        <w:t>allows</w:t>
+      </w:r>
+      <w:r>
+        <w:t xml:space="preserve"> </w:t>
+      </w:r>
+      <w:r>
+        <w:t>you</w:t>
+      </w:r>
+      <w:r>
+        <w:t xml:space="preserve"> </w:t>
+      </w:r>
+      <w:r>
+        <w:t>to</w:t>
+      </w:r>
+      <w:r>
+        <w:t xml:space="preserve"> </w:t>
+      </w:r>
+      <w:r>
+        <w:t>easily</w:t>
+      </w:r>
+      <w:r>
+        <w:t xml:space="preserve"> </w:t>
+      </w:r>
+      <w:r>
+        <w:t>connect</w:t>
+      </w:r>
+      <w:r>
+        <w:t xml:space="preserve"> </w:t>
+      </w:r>
+      <w:r>
+        <w:t>your</w:t>
+      </w:r>
+      <w:r>
+        <w:t xml:space="preserve"> </w:t>
+      </w:r>
+      <w:r>
+        <w:t>IoT</w:t>
+      </w:r>
+      <w:r>
+        <w:t xml:space="preserve"> </w:t>
+      </w:r>
+      <w:r>
+        <w:t>things</w:t>
+      </w:r>
+      <w:r>
+        <w:t xml:space="preserve"> </w:t>
+      </w:r>
+      <w:r>
+        <w:t>and</w:t>
+      </w:r>
+      <w:r>
+        <w:t xml:space="preserve"> </w:t>
+      </w:r>
+      <w:r>
+        <w:t>enterprise</w:t>
+      </w:r>
+      <w:r>
+        <w:t xml:space="preserve"> </w:t>
+      </w:r>
+      <w:r>
+        <w:t>systems</w:t>
+      </w:r>
+      <w:r>
+        <w:t xml:space="preserve"> </w:t>
+      </w:r>
+      <w:r>
+        <w:t>together,</w:t>
+      </w:r>
+      <w:r>
+        <w:t xml:space="preserve"> </w:t>
+      </w:r>
+      <w:r>
+        <w:t>saving</w:t>
+      </w:r>
+      <w:r>
+        <w:t xml:space="preserve"> </w:t>
+      </w:r>
+      <w:r>
+        <w:t>you</w:t>
+      </w:r>
+      <w:r>
+        <w:t xml:space="preserve"> </w:t>
+      </w:r>
+      <w:r>
+        <w:t>time</w:t>
+      </w:r>
+      <w:r>
+        <w:t xml:space="preserve"> </w:t>
+      </w:r>
+      <w:r>
+        <w:t>and</w:t>
+      </w:r>
+      <w:r>
+        <w:t xml:space="preserve"> </w:t>
+      </w:r>
+      <w:r>
+        <w:t>allowing</w:t>
+      </w:r>
+      <w:r>
+        <w:t xml:space="preserve"> </w:t>
+      </w:r>
+      <w:r>
+        <w:t>you</w:t>
+      </w:r>
+      <w:r>
+        <w:t xml:space="preserve"> </w:t>
+      </w:r>
+      <w:r>
+        <w:t>to</w:t>
+      </w:r>
+      <w:r>
+        <w:t xml:space="preserve"> </w:t>
+      </w:r>
+      <w:r>
+        <w:t>get</w:t>
+      </w:r>
+      <w:r>
+        <w:t xml:space="preserve"> </w:t>
+      </w:r>
+      <w:r>
+        <w:t>your</w:t>
+      </w:r>
+      <w:r>
+        <w:t xml:space="preserve"> </w:t>
+      </w:r>
+      <w:r>
+        <w:t>solution</w:t>
+      </w:r>
+      <w:r>
+        <w:t xml:space="preserve"> </w:t>
+      </w:r>
+      <w:r>
+        <w:t>to</w:t>
+      </w:r>
+      <w:r>
+        <w:t xml:space="preserve"> </w:t>
+      </w:r>
+      <w:r>
+        <w:t>market</w:t>
+      </w:r>
+      <w:r>
+        <w:t xml:space="preserve"> </w:t>
+      </w:r>
+      <w:r>
+        <w:t>quickly.</w:t>
+      </w:r>
+    </w:p>
+    <w:p>
+      <w:pPr>
+        <w:spacing w:after="0" w:line="240" w:lineRule="auto"/>
+      </w:pPr>
+    </w:p>
+    <w:p>
+      <w:pPr>
+        <w:spacing w:after="0" w:line="240" w:lineRule="auto"/>
+      </w:pPr>
+      <w:r>
         <w:rPr>
           <w:noProof/>
         </w:rPr>
+        <w:lastRenderedPageBreak/>
         <w:drawing>
           <wp:inline distT="0" distB="0" distL="0" distR="0" wp14:anchorId="11E4DBA0" wp14:editId="13CA3BC8">
             <wp:extent cx="5943600" cy="4457700"/>
@@ -23403,7 +23594,7 @@
                     <pic:cNvPicPr/>
                   </pic:nvPicPr>
                   <pic:blipFill>
-                    <a:blip r:embed="rId13" cstate="print">
+                    <a:blip r:embed="rId15" cstate="print">
                       <a:extLst>
                         <a:ext uri="{28A0092B-C50C-407E-A947-70E740481C1C}">
                           <a14:useLocalDpi xmlns:a14="http://schemas.microsoft.com/office/drawing/2010/main" val="0"/>
@@ -24597,6 +24788,490 @@
         <w:spacing w:after="0" w:line="240" w:lineRule="auto"/>
       </w:pPr>
       <w:r>
+        <w:t>I</w:t>
+      </w:r>
+      <w:r>
+        <w:t xml:space="preserve"> </w:t>
+      </w:r>
+      <w:r>
+        <w:t>have</w:t>
+      </w:r>
+      <w:r>
+        <w:t xml:space="preserve"> </w:t>
+      </w:r>
+      <w:r>
+        <w:t>developed</w:t>
+      </w:r>
+      <w:r>
+        <w:t xml:space="preserve"> </w:t>
+      </w:r>
+      <w:r>
+        <w:t>an</w:t>
+      </w:r>
+      <w:r>
+        <w:t xml:space="preserve"> </w:t>
+      </w:r>
+      <w:r>
+        <w:rPr>
+          <w:b/>
+          <w:bCs/>
+        </w:rPr>
+        <w:t>AWS</w:t>
+      </w:r>
+      <w:r>
+        <w:rPr>
+          <w:b/>
+          <w:bCs/>
+        </w:rPr>
+        <w:t xml:space="preserve"> </w:t>
+      </w:r>
+      <w:r>
+        <w:rPr>
+          <w:b/>
+          <w:bCs/>
+        </w:rPr>
+        <w:t>IoT</w:t>
+      </w:r>
+      <w:r>
+        <w:rPr>
+          <w:b/>
+          <w:bCs/>
+        </w:rPr>
+        <w:t xml:space="preserve"> </w:t>
+      </w:r>
+      <w:r>
+        <w:rPr>
+          <w:b/>
+          <w:bCs/>
+        </w:rPr>
+        <w:t>Tron</w:t>
+      </w:r>
+      <w:r>
+        <w:rPr>
+          <w:b/>
+          <w:bCs/>
+        </w:rPr>
+        <w:t xml:space="preserve"> </w:t>
+      </w:r>
+      <w:r>
+        <w:rPr>
+          <w:b/>
+          <w:bCs/>
+        </w:rPr>
+        <w:t>Edge</w:t>
+      </w:r>
+      <w:r>
+        <w:rPr>
+          <w:b/>
+          <w:bCs/>
+        </w:rPr>
+        <w:t xml:space="preserve"> </w:t>
+      </w:r>
+      <w:r>
+        <w:rPr>
+          <w:b/>
+          <w:bCs/>
+        </w:rPr>
+        <w:t>Computing</w:t>
+      </w:r>
+      <w:r>
+        <w:rPr>
+          <w:b/>
+          <w:bCs/>
+        </w:rPr>
+        <w:t xml:space="preserve"> </w:t>
+      </w:r>
+      <w:r>
+        <w:rPr>
+          <w:b/>
+          <w:bCs/>
+        </w:rPr>
+        <w:t>Architecture</w:t>
+      </w:r>
+      <w:r>
+        <w:t xml:space="preserve"> </w:t>
+      </w:r>
+      <w:r>
+        <w:t>for</w:t>
+      </w:r>
+      <w:r>
+        <w:t xml:space="preserve"> </w:t>
+      </w:r>
+      <w:r>
+        <w:t>AI_ML</w:t>
+      </w:r>
+      <w:r>
+        <w:t xml:space="preserve"> </w:t>
+      </w:r>
+      <w:r>
+        <w:t>Edge</w:t>
+      </w:r>
+      <w:r>
+        <w:t xml:space="preserve"> </w:t>
+      </w:r>
+      <w:r>
+        <w:t>Computing</w:t>
+      </w:r>
+      <w:r>
+        <w:t xml:space="preserve"> </w:t>
+      </w:r>
+      <w:r>
+        <w:t>technology</w:t>
+      </w:r>
+      <w:r>
+        <w:t xml:space="preserve"> </w:t>
+      </w:r>
+      <w:r>
+        <w:t>that</w:t>
+      </w:r>
+      <w:r>
+        <w:t xml:space="preserve"> </w:t>
+      </w:r>
+      <w:r>
+        <w:t>gives</w:t>
+      </w:r>
+      <w:r>
+        <w:t xml:space="preserve"> </w:t>
+      </w:r>
+      <w:r>
+        <w:t>you</w:t>
+      </w:r>
+      <w:r>
+        <w:t xml:space="preserve"> </w:t>
+      </w:r>
+      <w:r>
+        <w:t>the</w:t>
+      </w:r>
+      <w:r>
+        <w:t xml:space="preserve"> </w:t>
+      </w:r>
+      <w:r>
+        <w:t>state</w:t>
+      </w:r>
+      <w:r>
+        <w:t xml:space="preserve"> </w:t>
+      </w:r>
+      <w:r>
+        <w:t>of</w:t>
+      </w:r>
+      <w:r>
+        <w:t xml:space="preserve"> </w:t>
+      </w:r>
+      <w:r>
+        <w:t>everything</w:t>
+      </w:r>
+      <w:r>
+        <w:t xml:space="preserve"> </w:t>
+      </w:r>
+      <w:r>
+        <w:t>from</w:t>
+      </w:r>
+      <w:r>
+        <w:t xml:space="preserve"> </w:t>
+      </w:r>
+      <w:r>
+        <w:t>all</w:t>
+      </w:r>
+      <w:r>
+        <w:t xml:space="preserve"> </w:t>
+      </w:r>
+      <w:r>
+        <w:t>your</w:t>
+      </w:r>
+      <w:r>
+        <w:t xml:space="preserve"> </w:t>
+      </w:r>
+      <w:r>
+        <w:t>devices</w:t>
+      </w:r>
+      <w:r>
+        <w:t xml:space="preserve"> </w:t>
+      </w:r>
+      <w:r>
+        <w:t>and</w:t>
+      </w:r>
+      <w:r>
+        <w:t xml:space="preserve"> </w:t>
+      </w:r>
+      <w:r>
+        <w:t>allows</w:t>
+      </w:r>
+      <w:r>
+        <w:t xml:space="preserve"> </w:t>
+      </w:r>
+      <w:r>
+        <w:t>you</w:t>
+      </w:r>
+      <w:r>
+        <w:t xml:space="preserve"> </w:t>
+      </w:r>
+      <w:r>
+        <w:t>to</w:t>
+      </w:r>
+      <w:r>
+        <w:t xml:space="preserve"> </w:t>
+      </w:r>
+      <w:r>
+        <w:t>reason</w:t>
+      </w:r>
+      <w:r>
+        <w:t xml:space="preserve"> </w:t>
+      </w:r>
+      <w:r>
+        <w:t>on</w:t>
+      </w:r>
+      <w:r>
+        <w:t xml:space="preserve"> </w:t>
+      </w:r>
+      <w:r>
+        <w:t>top</w:t>
+      </w:r>
+      <w:r>
+        <w:t xml:space="preserve"> </w:t>
+      </w:r>
+      <w:r>
+        <w:t>of</w:t>
+      </w:r>
+      <w:r>
+        <w:t xml:space="preserve"> </w:t>
+      </w:r>
+      <w:r>
+        <w:t>the</w:t>
+      </w:r>
+      <w:r>
+        <w:t xml:space="preserve"> </w:t>
+      </w:r>
+      <w:r>
+        <w:t>data</w:t>
+      </w:r>
+      <w:r>
+        <w:t xml:space="preserve"> </w:t>
+      </w:r>
+      <w:r>
+        <w:t>so</w:t>
+      </w:r>
+      <w:r>
+        <w:t xml:space="preserve"> </w:t>
+      </w:r>
+      <w:r>
+        <w:t>that</w:t>
+      </w:r>
+      <w:r>
+        <w:t xml:space="preserve"> </w:t>
+      </w:r>
+      <w:r>
+        <w:t>you</w:t>
+      </w:r>
+      <w:r>
+        <w:t xml:space="preserve"> </w:t>
+      </w:r>
+      <w:r>
+        <w:t>can</w:t>
+      </w:r>
+      <w:r>
+        <w:t xml:space="preserve"> </w:t>
+      </w:r>
+      <w:r>
+        <w:t>truly</w:t>
+      </w:r>
+      <w:r>
+        <w:t xml:space="preserve"> </w:t>
+      </w:r>
+      <w:r>
+        <w:t>solve</w:t>
+      </w:r>
+      <w:r>
+        <w:t xml:space="preserve"> </w:t>
+      </w:r>
+      <w:r>
+        <w:t>your</w:t>
+      </w:r>
+      <w:r>
+        <w:t xml:space="preserve"> </w:t>
+      </w:r>
+      <w:r>
+        <w:t>business</w:t>
+      </w:r>
+      <w:r>
+        <w:t xml:space="preserve"> </w:t>
+      </w:r>
+      <w:r>
+        <w:t>problems.</w:t>
+      </w:r>
+      <w:r>
+        <w:t xml:space="preserve"> </w:t>
+      </w:r>
+      <w:r>
+        <w:t>My</w:t>
+      </w:r>
+      <w:r>
+        <w:t xml:space="preserve"> </w:t>
+      </w:r>
+      <w:r>
+        <w:t>AWS</w:t>
+      </w:r>
+      <w:r>
+        <w:t xml:space="preserve"> </w:t>
+      </w:r>
+      <w:r>
+        <w:t>IoT</w:t>
+      </w:r>
+      <w:r>
+        <w:t xml:space="preserve"> </w:t>
+      </w:r>
+      <w:r>
+        <w:t>Tron</w:t>
+      </w:r>
+      <w:r>
+        <w:t xml:space="preserve"> </w:t>
+      </w:r>
+      <w:r>
+        <w:t>connects</w:t>
+      </w:r>
+      <w:r>
+        <w:t xml:space="preserve"> </w:t>
+      </w:r>
+      <w:r>
+        <w:t>IoT</w:t>
+      </w:r>
+      <w:r>
+        <w:t xml:space="preserve"> </w:t>
+      </w:r>
+      <w:r>
+        <w:t>devices</w:t>
+      </w:r>
+      <w:r>
+        <w:t xml:space="preserve"> </w:t>
+      </w:r>
+      <w:r>
+        <w:t>with</w:t>
+      </w:r>
+      <w:r>
+        <w:t xml:space="preserve"> </w:t>
+      </w:r>
+      <w:r>
+        <w:t>my</w:t>
+      </w:r>
+      <w:r>
+        <w:t xml:space="preserve"> </w:t>
+      </w:r>
+      <w:r>
+        <w:t>open-source</w:t>
+      </w:r>
+      <w:r>
+        <w:t xml:space="preserve"> </w:t>
+      </w:r>
+      <w:r>
+        <w:t>SDK</w:t>
+      </w:r>
+      <w:r>
+        <w:t xml:space="preserve"> </w:t>
+      </w:r>
+      <w:r>
+        <w:t>including</w:t>
+      </w:r>
+      <w:r>
+        <w:t xml:space="preserve"> </w:t>
+      </w:r>
+      <w:r>
+        <w:t>libraries,</w:t>
+      </w:r>
+      <w:r>
+        <w:t xml:space="preserve"> </w:t>
+      </w:r>
+      <w:r>
+        <w:t>developer</w:t>
+      </w:r>
+      <w:r>
+        <w:t xml:space="preserve"> </w:t>
+      </w:r>
+      <w:r>
+        <w:t>guides</w:t>
+      </w:r>
+      <w:r>
+        <w:t xml:space="preserve"> </w:t>
+      </w:r>
+      <w:r>
+        <w:t>with</w:t>
+      </w:r>
+      <w:r>
+        <w:t xml:space="preserve"> </w:t>
+      </w:r>
+      <w:r>
+        <w:t>samples,</w:t>
+      </w:r>
+      <w:r>
+        <w:t xml:space="preserve"> </w:t>
+      </w:r>
+      <w:r>
+        <w:t>so</w:t>
+      </w:r>
+      <w:r>
+        <w:t xml:space="preserve"> </w:t>
+      </w:r>
+      <w:r>
+        <w:t>that</w:t>
+      </w:r>
+      <w:r>
+        <w:t xml:space="preserve"> </w:t>
+      </w:r>
+      <w:r>
+        <w:t>you</w:t>
+      </w:r>
+      <w:r>
+        <w:t xml:space="preserve"> </w:t>
+      </w:r>
+      <w:r>
+        <w:t>can</w:t>
+      </w:r>
+      <w:r>
+        <w:t xml:space="preserve"> </w:t>
+      </w:r>
+      <w:r>
+        <w:t>build</w:t>
+      </w:r>
+      <w:r>
+        <w:t xml:space="preserve"> </w:t>
+      </w:r>
+      <w:r>
+        <w:t>innovative</w:t>
+      </w:r>
+      <w:r>
+        <w:t xml:space="preserve"> </w:t>
+      </w:r>
+      <w:r>
+        <w:t>IoT</w:t>
+      </w:r>
+      <w:r>
+        <w:t xml:space="preserve"> </w:t>
+      </w:r>
+      <w:r>
+        <w:t>products</w:t>
+      </w:r>
+      <w:r>
+        <w:t xml:space="preserve"> and </w:t>
+      </w:r>
+      <w:r>
+        <w:t>solutions</w:t>
+      </w:r>
+      <w:r>
+        <w:t xml:space="preserve"> on your </w:t>
+      </w:r>
+      <w:r>
+        <w:t>Raspberry Pi IoT Tron lightweight Web Server</w:t>
+      </w:r>
+      <w:r>
+        <w:t xml:space="preserve"> platform</w:t>
+      </w:r>
+      <w:r>
+        <w:t>.</w:t>
+      </w:r>
+    </w:p>
+    <w:p>
+      <w:pPr>
+        <w:spacing w:after="0" w:line="240" w:lineRule="auto"/>
+      </w:pPr>
+      <w:r>
         <w:rPr>
           <w:noProof/>
         </w:rPr>
@@ -24617,7 +25292,7 @@
                     <pic:cNvPicPr/>
                   </pic:nvPicPr>
                   <pic:blipFill>
-                    <a:blip r:embed="rId14">
+                    <a:blip r:embed="rId16">
                       <a:extLst>
                         <a:ext uri="{28A0092B-C50C-407E-A947-70E740481C1C}">
                           <a14:useLocalDpi xmlns:a14="http://schemas.microsoft.com/office/drawing/2010/main" val="0"/>
@@ -24888,9 +25563,11 @@
       <w:r>
         <w:t xml:space="preserve"> </w:t>
       </w:r>
+      <w:proofErr w:type="gramStart"/>
       <w:r>
         <w:t>monitoring</w:t>
       </w:r>
+      <w:proofErr w:type="gramEnd"/>
       <w:r>
         <w:t xml:space="preserve"> </w:t>
       </w:r>
@@ -33792,7 +34469,7 @@
                     <pic:cNvPicPr/>
                   </pic:nvPicPr>
                   <pic:blipFill>
-                    <a:blip r:embed="rId15">
+                    <a:blip r:embed="rId17">
                       <a:extLst>
                         <a:ext uri="{28A0092B-C50C-407E-A947-70E740481C1C}">
                           <a14:useLocalDpi xmlns:a14="http://schemas.microsoft.com/office/drawing/2010/main" val="0"/>
@@ -35344,7 +36021,7 @@
                     <pic:cNvPicPr/>
                   </pic:nvPicPr>
                   <pic:blipFill>
-                    <a:blip r:embed="rId16">
+                    <a:blip r:embed="rId18">
                       <a:extLst>
                         <a:ext uri="{28A0092B-C50C-407E-A947-70E740481C1C}">
                           <a14:useLocalDpi xmlns:a14="http://schemas.microsoft.com/office/drawing/2010/main" val="0"/>
@@ -35393,18 +36070,132 @@
           <w:i/>
           <w:color w:val="000000"/>
         </w:rPr>
-        <w:t>AWS IoT Tron - Smart Micro-Device</w:t>
-      </w:r>
-      <w:r>
-        <w:rPr>
+        <w:t>AWS</w:t>
+      </w:r>
+      <w:r>
+        <w:rPr>
+          <w:b/>
+          <w:bCs/>
+          <w:i/>
           <w:color w:val="000000"/>
         </w:rPr>
-        <w:t xml:space="preserve"> – This </w:t>
-      </w:r>
-      <w:r>
-        <w:rPr>
+        <w:t xml:space="preserve"> </w:t>
+      </w:r>
+      <w:r>
+        <w:rPr>
+          <w:b/>
+          <w:bCs/>
+          <w:i/>
           <w:color w:val="000000"/>
         </w:rPr>
+        <w:t>IoT</w:t>
+      </w:r>
+      <w:r>
+        <w:rPr>
+          <w:b/>
+          <w:bCs/>
+          <w:i/>
+          <w:color w:val="000000"/>
+        </w:rPr>
+        <w:t xml:space="preserve"> </w:t>
+      </w:r>
+      <w:r>
+        <w:rPr>
+          <w:b/>
+          <w:bCs/>
+          <w:i/>
+          <w:color w:val="000000"/>
+        </w:rPr>
+        <w:t>Tron</w:t>
+      </w:r>
+      <w:r>
+        <w:rPr>
+          <w:b/>
+          <w:bCs/>
+          <w:i/>
+          <w:color w:val="000000"/>
+        </w:rPr>
+        <w:t xml:space="preserve"> </w:t>
+      </w:r>
+      <w:r>
+        <w:rPr>
+          <w:b/>
+          <w:bCs/>
+          <w:i/>
+          <w:color w:val="000000"/>
+        </w:rPr>
+        <w:t>-</w:t>
+      </w:r>
+      <w:r>
+        <w:rPr>
+          <w:b/>
+          <w:bCs/>
+          <w:i/>
+          <w:color w:val="000000"/>
+        </w:rPr>
+        <w:t xml:space="preserve"> </w:t>
+      </w:r>
+      <w:r>
+        <w:rPr>
+          <w:b/>
+          <w:bCs/>
+          <w:i/>
+          <w:color w:val="000000"/>
+        </w:rPr>
+        <w:t>Smart</w:t>
+      </w:r>
+      <w:r>
+        <w:rPr>
+          <w:b/>
+          <w:bCs/>
+          <w:i/>
+          <w:color w:val="000000"/>
+        </w:rPr>
+        <w:t xml:space="preserve"> </w:t>
+      </w:r>
+      <w:r>
+        <w:rPr>
+          <w:b/>
+          <w:bCs/>
+          <w:i/>
+          <w:color w:val="000000"/>
+        </w:rPr>
+        <w:t>Micro-Device</w:t>
+      </w:r>
+      <w:r>
+        <w:rPr>
+          <w:color w:val="000000"/>
+        </w:rPr>
+        <w:t xml:space="preserve"> </w:t>
+      </w:r>
+      <w:r>
+        <w:rPr>
+          <w:color w:val="000000"/>
+        </w:rPr>
+        <w:t>–</w:t>
+      </w:r>
+      <w:r>
+        <w:rPr>
+          <w:color w:val="000000"/>
+        </w:rPr>
+        <w:t xml:space="preserve"> </w:t>
+      </w:r>
+      <w:r>
+        <w:rPr>
+          <w:color w:val="000000"/>
+        </w:rPr>
+        <w:t>This</w:t>
+      </w:r>
+      <w:r>
+        <w:rPr>
+          <w:color w:val="000000"/>
+        </w:rPr>
+        <w:t xml:space="preserve"> </w:t>
+      </w:r>
+      <w:r>
+        <w:rPr>
+          <w:color w:val="000000"/>
+        </w:rPr>
         <w:t>miniature</w:t>
       </w:r>
       <w:r>
@@ -35699,12 +36490,30 @@
         <w:rPr>
           <w:color w:val="000000"/>
         </w:rPr>
-        <w:t xml:space="preserve"> It k</w:t>
+        <w:t xml:space="preserve"> </w:t>
       </w:r>
       <w:r>
         <w:rPr>
           <w:color w:val="000000"/>
         </w:rPr>
+        <w:t>It</w:t>
+      </w:r>
+      <w:r>
+        <w:rPr>
+          <w:color w:val="000000"/>
+        </w:rPr>
+        <w:t xml:space="preserve"> </w:t>
+      </w:r>
+      <w:r>
+        <w:rPr>
+          <w:color w:val="000000"/>
+        </w:rPr>
+        <w:t>k</w:t>
+      </w:r>
+      <w:r>
+        <w:rPr>
+          <w:color w:val="000000"/>
+        </w:rPr>
         <w:t>eeps</w:t>
       </w:r>
       <w:r>
@@ -35819,36 +36628,78 @@
         <w:rPr>
           <w:color w:val="000000"/>
         </w:rPr>
-        <w:t xml:space="preserve"> and conditions</w:t>
+        <w:t xml:space="preserve"> </w:t>
       </w:r>
       <w:r>
         <w:rPr>
           <w:color w:val="000000"/>
         </w:rPr>
+        <w:t>and</w:t>
+      </w:r>
+      <w:r>
+        <w:rPr>
+          <w:color w:val="000000"/>
+        </w:rPr>
+        <w:t xml:space="preserve"> </w:t>
+      </w:r>
+      <w:r>
+        <w:rPr>
+          <w:color w:val="000000"/>
+        </w:rPr>
+        <w:t>conditions</w:t>
+      </w:r>
+      <w:r>
+        <w:rPr>
+          <w:color w:val="000000"/>
+        </w:rPr>
         <w:t>.</w:t>
       </w:r>
       <w:r>
         <w:rPr>
           <w:color w:val="000000"/>
         </w:rPr>
-        <w:t xml:space="preserve"> AWS </w:t>
+        <w:t xml:space="preserve"> </w:t>
       </w:r>
       <w:r>
         <w:rPr>
           <w:color w:val="000000"/>
         </w:rPr>
+        <w:t>AWS</w:t>
+      </w:r>
+      <w:r>
+        <w:rPr>
+          <w:color w:val="000000"/>
+        </w:rPr>
+        <w:t xml:space="preserve"> </w:t>
+      </w:r>
+      <w:r>
+        <w:rPr>
+          <w:color w:val="000000"/>
+        </w:rPr>
         <w:t>IoT</w:t>
       </w:r>
       <w:r>
         <w:rPr>
           <w:color w:val="000000"/>
         </w:rPr>
-        <w:t xml:space="preserve"> Tron </w:t>
+        <w:t xml:space="preserve"> </w:t>
       </w:r>
       <w:r>
         <w:rPr>
           <w:color w:val="000000"/>
         </w:rPr>
+        <w:t>Tron</w:t>
+      </w:r>
+      <w:r>
+        <w:rPr>
+          <w:color w:val="000000"/>
+        </w:rPr>
+        <w:t xml:space="preserve"> </w:t>
+      </w:r>
+      <w:r>
+        <w:rPr>
+          <w:color w:val="000000"/>
+        </w:rPr>
         <w:t>AI-Artificial</w:t>
       </w:r>
       <w:r>
@@ -35995,11 +36846,6 @@
         </w:rPr>
         <w:t>conditions.</w:t>
       </w:r>
-    </w:p>
-    <w:p>
-      <w:pPr>
-        <w:spacing w:after="0" w:line="240" w:lineRule="auto"/>
-      </w:pPr>
     </w:p>
     <w:p>
       <w:pPr>
@@ -36033,7 +36879,7 @@
                     <pic:cNvPicPr/>
                   </pic:nvPicPr>
                   <pic:blipFill>
-                    <a:blip r:embed="rId17">
+                    <a:blip r:embed="rId19">
                       <a:extLst>
                         <a:ext uri="{28A0092B-C50C-407E-A947-70E740481C1C}">
                           <a14:useLocalDpi xmlns:a14="http://schemas.microsoft.com/office/drawing/2010/main" val="0"/>
